--- a/Bases de Datos II/Kit docente/Guia Docente - Parte Practica por Clase.docx
+++ b/Bases de Datos II/Kit docente/Guia Docente - Parte Practica por Clase.docx
@@ -6433,7 +6433,7 @@
           <w:color w:val="4A4A49"/>
           <w:sz w:val="22"/>
         </w:rPr>
-        <w:t>ZIP/PDF Campus.</w:t>
+        <w:t>ZIP/PDF en ExamLab.</w:t>
       </w:r>
     </w:p>
     <w:p>

--- a/Bases de Datos II/Kit docente/Guia Docente - Parte Practica por Clase.docx
+++ b/Bases de Datos II/Kit docente/Guia Docente - Parte Practica por Clase.docx
@@ -564,7 +564,7 @@
           <w:color w:val="4A4A49"/>
           <w:sz w:val="22"/>
         </w:rPr>
-        <w:t>Formar equipo (2-3) y nombrar el proyecto VetCare DB.</w:t>
+        <w:t>Nombrar y registrar su proyecto VetCare DB (trabajo individual por defecto; equipo de 2-3 solo si el docente lo autoriza).</w:t>
       </w:r>
     </w:p>
     <w:p>
@@ -621,7 +621,7 @@
           <w:color w:val="4A4A49"/>
           <w:sz w:val="22"/>
         </w:rPr>
-        <w:t xml:space="preserve"> Ficha de equipo + ER borrador (PNG) + lista de entidades/reglas</w:t>
+        <w:t xml:space="preserve"> Ficha del proyecto + ER borrador (PNG) + lista de entidades/reglas</w:t>
       </w:r>
     </w:p>
     <w:p>
@@ -644,7 +644,7 @@
           <w:color w:val="4A4A49"/>
           <w:sz w:val="22"/>
         </w:rPr>
-        <w:t>Equipo 2-3 nombrado.</w:t>
+        <w:t>Proyecto nombrado y registrado.</w:t>
       </w:r>
     </w:p>
     <w:p>
@@ -1658,7 +1658,7 @@
           <w:color w:val="111111"/>
           <w:sz w:val="19"/>
         </w:rPr>
-        <w:t>-- Ajustar tipos segun el schema creado por el equipo.</w:t>
+        <w:t>-- Ajustar tipos segun el schema creado por el estudiante.</w:t>
       </w:r>
       <w:r>
         <w:br/>
@@ -3086,7 +3086,7 @@
           <w:color w:val="4A4A49"/>
           <w:sz w:val="22"/>
         </w:rPr>
-        <w:t>Guardar 06_opt_antes.sql / 06_opt_despues.sql en carpeta del equipo.</w:t>
+        <w:t>Guardar 06_opt_antes.sql / 06_opt_despues.sql en la carpeta del PI.</w:t>
       </w:r>
     </w:p>
     <w:p>
@@ -4808,7 +4808,7 @@
           <w:color w:val="4A4A49"/>
           <w:sz w:val="22"/>
         </w:rPr>
-        <w:t>Pizarra: Checklist en 2 columnas: Evidencia (ER, DDL, roles, procs, fn, triggers, opt) | Si/No/Parcial — llenar con el equipo en vivo.</w:t>
+        <w:t>Pizarra: Checklist en 2 columnas: Evidencia (ER, DDL, roles, procs, fn, triggers, opt) | Si/No/Parcial — llenar en vivo con el curso.</w:t>
       </w:r>
     </w:p>
     <w:p>
@@ -4860,7 +4860,7 @@
           <w:color w:val="111111"/>
           <w:sz w:val="19"/>
         </w:rPr>
-        <w:t>-- Autocontenido: cree estas tablas minimas si el equipo aun no las tiene, o</w:t>
+        <w:t>-- Autocontenido: cree estas tablas minimas si aun no las tiene, o</w:t>
       </w:r>
       <w:r>
         <w:br/>
@@ -6074,7 +6074,7 @@
           <w:color w:val="4A4A49"/>
           <w:sz w:val="22"/>
         </w:rPr>
-        <w:t>Proponer 3 mejoras concretas al VetCare del equipo.</w:t>
+        <w:t>Proponer 3 mejoras concretas a su VetCare.</w:t>
       </w:r>
     </w:p>
     <w:p>
@@ -6626,7 +6626,7 @@
           <w:color w:val="4A4A49"/>
           <w:sz w:val="22"/>
         </w:rPr>
-        <w:t>como Proyecto (grupal); pesa 20% del Corte 3.</w:t>
+        <w:t>como Proyecto (individual por defecto; equipo de 2-3 solo si el docente lo autoriza); pesa 20% del Corte 3.</w:t>
       </w:r>
     </w:p>
     <w:sectPr>

--- a/Bases de Datos II/Kit docente/Guia Docente - Parte Practica por Clase.docx
+++ b/Bases de Datos II/Kit docente/Guia Docente - Parte Practica por Clase.docx
@@ -6263,7 +6263,7 @@
           <w:color w:val="4A4A49"/>
           <w:sz w:val="22"/>
         </w:rPr>
-        <w:t xml:space="preserve"> Sustentacion / entrega final del PI (20% Corte 3)</w:t>
+        <w:t xml:space="preserve"> Sustentacion en vivo y entrega final del PI (20% Corte 3)</w:t>
       </w:r>
     </w:p>
     <w:p>
@@ -6353,7 +6353,7 @@
           <w:color w:val="4A4A49"/>
           <w:sz w:val="22"/>
         </w:rPr>
-        <w:t>Entregar paquete final en ExamLab (modulo Proyectos).</w:t>
+        <w:t>Subir el paquete final a ExamLab (modulo Proyectos) ANTES de su turno.</w:t>
       </w:r>
     </w:p>
     <w:p>
@@ -6366,7 +6366,7 @@
           <w:color w:val="4A4A49"/>
           <w:sz w:val="22"/>
         </w:rPr>
-        <w:t>Sustentar 5-8 min (sincrono o asincrono).</w:t>
+        <w:t>Sustentar en vivo 5-8 min con el ER y una ejecucion real en pantalla.</w:t>
       </w:r>
     </w:p>
     <w:p>
@@ -6379,7 +6379,7 @@
           <w:color w:val="4A4A49"/>
           <w:sz w:val="22"/>
         </w:rPr>
-        <w:t>Autoevaluacion: que harian distinto.</w:t>
+        <w:t>Responder el Q&amp;A en vivo del docente (preguntas al azar sobre su modelo).</w:t>
       </w:r>
     </w:p>
     <w:p>
@@ -6392,25 +6392,20 @@
           <w:color w:val="4A4A49"/>
           <w:sz w:val="22"/>
         </w:rPr>
-        <w:t>Cierre del curso.</w:t>
+        <w:t>Autoevaluacion: que harian distinto.</w:t>
       </w:r>
     </w:p>
     <w:p>
-      <w:r>
-        <w:rPr>
-          <w:b/>
-          <w:color w:val="4A4A49"/>
-          <w:sz w:val="22"/>
-        </w:rPr>
-        <w:t>Entregable:</w:t>
-      </w:r>
+      <w:pPr>
+        <w:pStyle w:val="ListNumber"/>
+      </w:pPr>
       <w:r>
         <w:rPr>
           <w:b w:val="0"/>
           <w:color w:val="4A4A49"/>
           <w:sz w:val="22"/>
         </w:rPr>
-        <w:t xml:space="preserve"> ZIP/PDF final + video o Meet segun indique docente</w:t>
+        <w:t>Cierre del curso.</w:t>
       </w:r>
     </w:p>
     <w:p>
@@ -6420,20 +6415,25 @@
           <w:color w:val="4A4A49"/>
           <w:sz w:val="22"/>
         </w:rPr>
-        <w:t>Criterios de exito:</w:t>
+        <w:t>Entregable:</w:t>
+      </w:r>
+      <w:r>
+        <w:rPr>
+          <w:b w:val="0"/>
+          <w:color w:val="4A4A49"/>
+          <w:sz w:val="22"/>
+        </w:rPr>
+        <w:t xml:space="preserve"> ZIP/PDF final subido antes del turno + sustentacion en vivo 5-8 min + Q&amp;A</w:t>
       </w:r>
     </w:p>
     <w:p>
-      <w:pPr>
-        <w:pStyle w:val="ListBullet"/>
-      </w:pPr>
-      <w:r>
-        <w:rPr>
-          <w:b w:val="0"/>
-          <w:color w:val="4A4A49"/>
-          <w:sz w:val="22"/>
-        </w:rPr>
-        <w:t>ZIP/PDF en ExamLab.</w:t>
+      <w:r>
+        <w:rPr>
+          <w:b/>
+          <w:color w:val="4A4A49"/>
+          <w:sz w:val="22"/>
+        </w:rPr>
+        <w:t>Criterios de exito:</w:t>
       </w:r>
     </w:p>
     <w:p>
@@ -6446,7 +6446,33 @@
           <w:color w:val="4A4A49"/>
           <w:sz w:val="22"/>
         </w:rPr>
-        <w:t>Sustentacion 5-8 min.</w:t>
+        <w:t>ZIP/PDF en ExamLab ANTES del turno.</w:t>
+      </w:r>
+    </w:p>
+    <w:p>
+      <w:pPr>
+        <w:pStyle w:val="ListBullet"/>
+      </w:pPr>
+      <w:r>
+        <w:rPr>
+          <w:b w:val="0"/>
+          <w:color w:val="4A4A49"/>
+          <w:sz w:val="22"/>
+        </w:rPr>
+        <w:t>Sustentacion en vivo de 5-8 min.</w:t>
+      </w:r>
+    </w:p>
+    <w:p>
+      <w:pPr>
+        <w:pStyle w:val="ListBullet"/>
+      </w:pPr>
+      <w:r>
+        <w:rPr>
+          <w:b w:val="0"/>
+          <w:color w:val="4A4A49"/>
+          <w:sz w:val="22"/>
+        </w:rPr>
+        <w:t>Q&amp;A respondido en vivo (preguntas al azar).</w:t>
       </w:r>
     </w:p>
     <w:p>

--- a/Bases de Datos II/Kit docente/Guia Docente - Parte Practica por Clase.docx
+++ b/Bases de Datos II/Kit docente/Guia Docente - Parte Practica por Clase.docx
@@ -78,7 +78,7 @@
           <w:color w:val="111111"/>
           <w:sz w:val="20"/>
         </w:rPr>
-        <w:t>https://examlab.lovable.app/app</w:t>
+        <w:t>https://examlab.lovable.app/auth</w:t>
       </w:r>
       <w:r>
         <w:rPr>

--- a/Bases de Datos II/Kit docente/Guia Docente - Parte Practica por Clase.docx
+++ b/Bases de Datos II/Kit docente/Guia Docente - Parte Practica por Clase.docx
@@ -78,7 +78,7 @@
           <w:color w:val="111111"/>
           <w:sz w:val="20"/>
         </w:rPr>
-        <w:t>https://examlab.lovable.app/auth</w:t>
+        <w:t>https://uniaj.examlab.workers.dev/</w:t>
       </w:r>
       <w:r>
         <w:rPr>

--- a/Bases de Datos II/Kit docente/Guia Docente - Parte Practica por Clase.docx
+++ b/Bases de Datos II/Kit docente/Guia Docente - Parte Practica por Clase.docx
@@ -564,7 +564,7 @@
           <w:color w:val="4A4A49"/>
           <w:sz w:val="22"/>
         </w:rPr>
-        <w:t>Nombrar y registrar su proyecto VetCare DB (trabajo individual por defecto; equipo de 2-3 solo si el docente lo autoriza).</w:t>
+        <w:t>Registrar el proyecto con el nombre exacto VetCare - [Apellido] (trabajo individual por defecto; equipo de 2-3 solo si el docente lo autoriza).</w:t>
       </w:r>
     </w:p>
     <w:p>
@@ -577,7 +577,7 @@
           <w:color w:val="4A4A49"/>
           <w:sz w:val="22"/>
         </w:rPr>
-        <w:t>Listar entidades minimas + 3 reglas de negocio propias.</w:t>
+        <w:t>Llenar la plantilla de la ficha del PI: alcance SI / alcance NO y 3 reglas de negocio propias en formato Condicion -&gt; Accion.</w:t>
       </w:r>
     </w:p>
     <w:p>
@@ -590,7 +590,7 @@
           <w:color w:val="4A4A49"/>
           <w:sz w:val="22"/>
         </w:rPr>
-        <w:t>Dibujar ER borrador en draw.io/Excalidraw y exportar PNG.</w:t>
+        <w:t>Dibujar el ER borrador en Excalidraw o draw.io, pasarlo a Mermaid (erDiagram) con ayuda de una IA y pegarlo renderizado en ExamLab.</w:t>
       </w:r>
     </w:p>
     <w:p>
@@ -603,7 +603,7 @@
           <w:color w:val="4A4A49"/>
           <w:sz w:val="22"/>
         </w:rPr>
-        <w:t>Escribir 5-8 lineas de alcance (que SI / que NO hara el PI).</w:t>
+        <w:t>Exportar tambien el PNG del ER a la carpeta del PI y verificar que los nombres coincidan con el DDL (minusculas, singular, id_&lt;entidad&gt;).</w:t>
       </w:r>
     </w:p>
     <w:p>
@@ -621,7 +621,7 @@
           <w:color w:val="4A4A49"/>
           <w:sz w:val="22"/>
         </w:rPr>
-        <w:t xml:space="preserve"> Ficha del proyecto + ER borrador (PNG) + lista de entidades/reglas</w:t>
+        <w:t xml:space="preserve"> Ficha del PI (plantilla) + ER en Mermaid renderizado en ExamLab (PNG para tu carpeta) + 3 reglas Condicion -&gt; Accion</w:t>
       </w:r>
     </w:p>
     <w:p>

--- a/Bases de Datos II/Kit docente/Guia Docente - Parte Practica por Clase.docx
+++ b/Bases de Datos II/Kit docente/Guia Docente - Parte Practica por Clase.docx
@@ -6609,7 +6609,7 @@
           <w:color w:val="4A4A49"/>
           <w:sz w:val="22"/>
         </w:rPr>
-        <w:t>presencial); duracion 90-100 min dentro del bloque de 120.</w:t>
+        <w:t>virtual sincrona por Meet); duracion 90-100 min dentro del bloque de 120.</w:t>
       </w:r>
     </w:p>
     <w:p>

--- a/Bases de Datos II/Kit docente/Guia Docente - Parte Practica por Clase.docx
+++ b/Bases de Datos II/Kit docente/Guia Docente - Parte Practica por Clase.docx
@@ -1350,7 +1350,7 @@
           <w:color w:val="4A4A49"/>
           <w:sz w:val="22"/>
         </w:rPr>
-        <w:t>Definir &gt;=4 roles (ADMIN_BD, RECEPCION, VETERINARIO, AUDITOR).</w:t>
+        <w:t>Crear los 4 roles (admin_bd, recepcion, veterinario_rol, auditor) con GRANT/REVOKE que corran.</w:t>
       </w:r>
     </w:p>
     <w:p>
@@ -1363,7 +1363,7 @@
           <w:color w:val="4A4A49"/>
           <w:sz w:val="22"/>
         </w:rPr>
-        <w:t>Matriz SELECT/INSERT/UPDATE/DELETE/EXECUTE por objeto clave.</w:t>
+        <w:t>Recortar la superficie: vista v_agenda_recepcion + privilegio por columna sobre dueno.</w:t>
       </w:r>
     </w:p>
     <w:p>
@@ -1376,7 +1376,7 @@
           <w:color w:val="4A4A49"/>
           <w:sz w:val="22"/>
         </w:rPr>
-        <w:t>Justificar privilegio minimo (least privilege).</w:t>
+        <w:t>Matriz rol x objeto x privilegio de los 10 objetos, justificando privilegio minimo.</w:t>
       </w:r>
     </w:p>
     <w:p>
@@ -1389,7 +1389,7 @@
           <w:color w:val="4A4A49"/>
           <w:sz w:val="22"/>
         </w:rPr>
-        <w:t>Redactar 1 pagina: politica de altas/bajas de usuarios.</w:t>
+        <w:t>Redactar 1 pagina: politica de altas/bajas de usuarios y limite del entorno.</w:t>
       </w:r>
     </w:p>
     <w:p>
@@ -1407,7 +1407,7 @@
           <w:color w:val="4A4A49"/>
           <w:sz w:val="22"/>
         </w:rPr>
-        <w:t xml:space="preserve"> Documento Roles_VetCare + script GRANT/REVOKE (o plan equivalente)</w:t>
+        <w:t xml:space="preserve"> Documento Roles_VetCare + script GRANT/REVOKE ejecutado en ExamLab</w:t>
       </w:r>
     </w:p>
     <w:p>

--- a/Bases de Datos II/Kit docente/Guia Docente - Parte Practica por Clase.docx
+++ b/Bases de Datos II/Kit docente/Guia Docente - Parte Practica por Clase.docx
@@ -797,7 +797,7 @@
           <w:color w:val="4A4A49"/>
           <w:sz w:val="22"/>
         </w:rPr>
-        <w:t xml:space="preserve"> roles son evidencia de administración.</w:t>
+        <w:t xml:space="preserve"> la seguridad de VetCare DB es un criterio de la rúbrica, y la evidencia son los roles y su matriz — no una promesa.</w:t>
       </w:r>
     </w:p>
     <w:p>
@@ -861,7 +861,7 @@
           <w:color w:val="111111"/>
           <w:sz w:val="19"/>
         </w:rPr>
-        <w:t>-- VetCare DB · Clase 2 · Roles y privilegios (Oracle Live SQL)</w:t>
+        <w:t>-- VetCare DB · Clase 2 · Roles y privilegios · PostgreSQL</w:t>
       </w:r>
       <w:r>
         <w:br/>
@@ -872,7 +872,7 @@
           <w:color w:val="111111"/>
           <w:sz w:val="19"/>
         </w:rPr>
-        <w:t>-- Live SQL da UN solo usuario/schema por cuenta: no siempre se puede CREATE ROLE</w:t>
+        <w:t>-- Este es el script de la DEMO: corre tal cual en ExamLab (PostgreSQL en el</w:t>
       </w:r>
       <w:r>
         <w:br/>
@@ -883,7 +883,7 @@
           <w:color w:val="111111"/>
           <w:sz w:val="19"/>
         </w:rPr>
-        <w:t>-- ni GRANT a otro usuario real. Por eso este script trae DOS partes:</w:t>
+        <w:t>-- navegador), sobre el esquema de VetCare ya creado. Los nombres de rol son los</w:t>
       </w:r>
       <w:r>
         <w:br/>
@@ -894,7 +894,7 @@
           <w:color w:val="111111"/>
           <w:sz w:val="19"/>
         </w:rPr>
-        <w:t>--   PARTE A: ejecutable tal cual en cualquier cuenta Live SQL (GRANT/REVOKE sobre</w:t>
+        <w:t>-- mismos que pide el taller: minusculas, y el del veterinario con sufijo `_rol`</w:t>
       </w:r>
       <w:r>
         <w:br/>
@@ -905,7 +905,7 @@
           <w:color w:val="111111"/>
           <w:sz w:val="19"/>
         </w:rPr>
-        <w:t>--            las propias tablas hacia PUBLIC, para demostrar la sintaxis real).</w:t>
+        <w:t>-- porque `veterinario` ya es una tabla.</w:t>
       </w:r>
       <w:r>
         <w:br/>
@@ -916,7 +916,7 @@
           <w:color w:val="111111"/>
           <w:sz w:val="19"/>
         </w:rPr>
-        <w:t>--   PARTE B: la version completa multi-usuario (CREATE ROLE + GRANT a rol),</w:t>
+        <w:t>--</w:t>
       </w:r>
       <w:r>
         <w:br/>
@@ -927,7 +927,7 @@
           <w:color w:val="111111"/>
           <w:sz w:val="19"/>
         </w:rPr>
-        <w:t>--            documentada como PLAN si el playground no permite crear usuarios/roles.</w:t>
+        <w:t>-- Se ejecuta de arriba abajo, narrando cada bloque. El bloque 5 es el que convence</w:t>
       </w:r>
       <w:r>
         <w:br/>
@@ -938,6 +938,7 @@
           <w:color w:val="111111"/>
           <w:sz w:val="19"/>
         </w:rPr>
+        <w:t>-- al grupo: es la unica parte donde se VE que un permiso negado detiene una</w:t>
       </w:r>
       <w:r>
         <w:br/>
@@ -948,7 +949,7 @@
           <w:color w:val="111111"/>
           <w:sz w:val="19"/>
         </w:rPr>
-        <w:t>-- ============ PARTE A — ejecutable en Live SQL (su propio schema) ============</w:t>
+        <w:t>-- sentencia — y por eso mismo va SENTENCIA POR SENTENCIA, no de un solo tiro: dos</w:t>
       </w:r>
       <w:r>
         <w:br/>
@@ -959,7 +960,7 @@
           <w:color w:val="111111"/>
           <w:sz w:val="19"/>
         </w:rPr>
-        <w:t>-- Sirve para demostrar que GRANT/REVOKE son sentencias reales, no solo teoria.</w:t>
+        <w:t>-- de sus lineas tienen que fallar, y un runner que aborta al primer error se</w:t>
       </w:r>
       <w:r>
         <w:br/>
@@ -970,7 +971,7 @@
           <w:color w:val="111111"/>
           <w:sz w:val="19"/>
         </w:rPr>
-        <w:t>GRANT SELECT ON mascota TO PUBLIC;</w:t>
+        <w:t>-- llevaria las siguientes. Correr el script completo una vez antes de la clase.</w:t>
       </w:r>
       <w:r>
         <w:br/>
@@ -981,7 +982,6 @@
           <w:color w:val="111111"/>
           <w:sz w:val="19"/>
         </w:rPr>
-        <w:t>GRANT SELECT, INSERT, UPDATE ON cita TO PUBLIC;</w:t>
       </w:r>
       <w:r>
         <w:br/>
@@ -992,7 +992,7 @@
           <w:color w:val="111111"/>
           <w:sz w:val="19"/>
         </w:rPr>
-        <w:t>REVOKE UPDATE ON cita FROM PUBLIC;</w:t>
+        <w:t>-- ============ 1) Los cuatro roles ============</w:t>
       </w:r>
       <w:r>
         <w:br/>
@@ -1003,6 +1003,7 @@
           <w:color w:val="111111"/>
           <w:sz w:val="19"/>
         </w:rPr>
+        <w:t>-- NOLOGIN: son paquetes de privilegios, no cuentas con las que alguien entra.</w:t>
       </w:r>
       <w:r>
         <w:br/>
@@ -1013,7 +1014,7 @@
           <w:color w:val="111111"/>
           <w:sz w:val="19"/>
         </w:rPr>
-        <w:t>-- Verificacion de privilegios otorgados sobre los propios objetos:</w:t>
+        <w:t>-- Una persona recibe el rol despues, con GRANT recepcion TO ana_gomez.</w:t>
       </w:r>
       <w:r>
         <w:br/>
@@ -1024,7 +1025,7 @@
           <w:color w:val="111111"/>
           <w:sz w:val="19"/>
         </w:rPr>
-        <w:t>SELECT table_name, privilege, grantee</w:t>
+        <w:t>CREATE ROLE admin_bd NOLOGIN;</w:t>
       </w:r>
       <w:r>
         <w:br/>
@@ -1035,7 +1036,7 @@
           <w:color w:val="111111"/>
           <w:sz w:val="19"/>
         </w:rPr>
-        <w:t>FROM user_tab_privs_made</w:t>
+        <w:t>CREATE ROLE recepcion NOLOGIN;</w:t>
       </w:r>
       <w:r>
         <w:br/>
@@ -1046,7 +1047,7 @@
           <w:color w:val="111111"/>
           <w:sz w:val="19"/>
         </w:rPr>
-        <w:t>WHERE table_name IN ('MASCOTA', 'CITA');</w:t>
+        <w:t>CREATE ROLE veterinario_rol NOLOGIN;</w:t>
       </w:r>
       <w:r>
         <w:br/>
@@ -1057,6 +1058,7 @@
           <w:color w:val="111111"/>
           <w:sz w:val="19"/>
         </w:rPr>
+        <w:t>CREATE ROLE auditor NOLOGIN;</w:t>
       </w:r>
       <w:r>
         <w:br/>
@@ -1067,7 +1069,6 @@
           <w:color w:val="111111"/>
           <w:sz w:val="19"/>
         </w:rPr>
-        <w:t>-- ============ PARTE B — plan multi-rol (requiere privilegios DBA) ============</w:t>
       </w:r>
       <w:r>
         <w:br/>
@@ -1078,7 +1079,7 @@
           <w:color w:val="111111"/>
           <w:sz w:val="19"/>
         </w:rPr>
-        <w:t>-- Roles conceptuales del PI: ADMIN_BD, RECEPCION, VETERINARIO, AUDITOR</w:t>
+        <w:t>-- ============ 2) Los privilegios, uno por uno ============</w:t>
       </w:r>
       <w:r>
         <w:br/>
@@ -1089,7 +1090,7 @@
           <w:color w:val="111111"/>
           <w:sz w:val="19"/>
         </w:rPr>
-        <w:t>CREATE ROLE recepcion;</w:t>
+        <w:t>-- admin_bd es el unico con privilegios amplios, y sobre las 8 tablas.</w:t>
       </w:r>
       <w:r>
         <w:br/>
@@ -1100,6 +1101,49 @@
           <w:color w:val="111111"/>
           <w:sz w:val="19"/>
         </w:rPr>
+        <w:t>GRANT ALL PRIVILEGES ON dueno, mascota, veterinario, cita,</w:t>
+      </w:r>
+      <w:r>
+        <w:br/>
+      </w:r>
+      <w:r>
+        <w:rPr>
+          <w:rFonts w:ascii="Consolas" w:hAnsi="Consolas"/>
+          <w:color w:val="111111"/>
+          <w:sz w:val="19"/>
+        </w:rPr>
+        <w:t xml:space="preserve">                        consulta, insumo, factura, detalle_factura TO admin_bd;</w:t>
+      </w:r>
+      <w:r>
+        <w:br/>
+      </w:r>
+      <w:r>
+        <w:rPr>
+          <w:rFonts w:ascii="Consolas" w:hAnsi="Consolas"/>
+          <w:color w:val="111111"/>
+          <w:sz w:val="19"/>
+        </w:rPr>
+      </w:r>
+      <w:r>
+        <w:br/>
+      </w:r>
+      <w:r>
+        <w:rPr>
+          <w:rFonts w:ascii="Consolas" w:hAnsi="Consolas"/>
+          <w:color w:val="111111"/>
+          <w:sz w:val="19"/>
+        </w:rPr>
+        <w:t>-- recepcion opera citas y solo LEE los datos con que identifica a quien llama.</w:t>
+      </w:r>
+      <w:r>
+        <w:br/>
+      </w:r>
+      <w:r>
+        <w:rPr>
+          <w:rFonts w:ascii="Consolas" w:hAnsi="Consolas"/>
+          <w:color w:val="111111"/>
+          <w:sz w:val="19"/>
+        </w:rPr>
         <w:t>GRANT SELECT, INSERT, UPDATE ON cita TO recepcion;</w:t>
       </w:r>
       <w:r>
@@ -1111,7 +1155,7 @@
           <w:color w:val="111111"/>
           <w:sz w:val="19"/>
         </w:rPr>
-        <w:t>GRANT SELECT ON mascota TO recepcion;</w:t>
+        <w:t>GRANT SELECT ON dueno, mascota, veterinario TO recepcion;</w:t>
       </w:r>
       <w:r>
         <w:br/>
@@ -1122,7 +1166,6 @@
           <w:color w:val="111111"/>
           <w:sz w:val="19"/>
         </w:rPr>
-        <w:t>GRANT SELECT ON dueno TO recepcion;</w:t>
       </w:r>
       <w:r>
         <w:br/>
@@ -1133,6 +1176,103 @@
           <w:color w:val="111111"/>
           <w:sz w:val="19"/>
         </w:rPr>
+        <w:t>-- veterinario_rol registra la consulta; la cita y la mascota solo las lee.</w:t>
+      </w:r>
+      <w:r>
+        <w:br/>
+      </w:r>
+      <w:r>
+        <w:rPr>
+          <w:rFonts w:ascii="Consolas" w:hAnsi="Consolas"/>
+          <w:color w:val="111111"/>
+          <w:sz w:val="19"/>
+        </w:rPr>
+        <w:t>GRANT SELECT ON cita, mascota TO veterinario_rol;</w:t>
+      </w:r>
+      <w:r>
+        <w:br/>
+      </w:r>
+      <w:r>
+        <w:rPr>
+          <w:rFonts w:ascii="Consolas" w:hAnsi="Consolas"/>
+          <w:color w:val="111111"/>
+          <w:sz w:val="19"/>
+        </w:rPr>
+        <w:t>GRANT SELECT, INSERT, UPDATE ON consulta TO veterinario_rol;</w:t>
+      </w:r>
+      <w:r>
+        <w:br/>
+      </w:r>
+      <w:r>
+        <w:rPr>
+          <w:rFonts w:ascii="Consolas" w:hAnsi="Consolas"/>
+          <w:color w:val="111111"/>
+          <w:sz w:val="19"/>
+        </w:rPr>
+      </w:r>
+      <w:r>
+        <w:br/>
+      </w:r>
+      <w:r>
+        <w:rPr>
+          <w:rFonts w:ascii="Consolas" w:hAnsi="Consolas"/>
+          <w:color w:val="111111"/>
+          <w:sz w:val="19"/>
+        </w:rPr>
+        <w:t>-- auditor verifica: solo lectura, sobre todo lo sensible.</w:t>
+      </w:r>
+      <w:r>
+        <w:br/>
+      </w:r>
+      <w:r>
+        <w:rPr>
+          <w:rFonts w:ascii="Consolas" w:hAnsi="Consolas"/>
+          <w:color w:val="111111"/>
+          <w:sz w:val="19"/>
+        </w:rPr>
+        <w:t>GRANT SELECT ON dueno, mascota, cita, consulta, factura TO auditor;</w:t>
+      </w:r>
+      <w:r>
+        <w:br/>
+      </w:r>
+      <w:r>
+        <w:rPr>
+          <w:rFonts w:ascii="Consolas" w:hAnsi="Consolas"/>
+          <w:color w:val="111111"/>
+          <w:sz w:val="19"/>
+        </w:rPr>
+      </w:r>
+      <w:r>
+        <w:br/>
+      </w:r>
+      <w:r>
+        <w:rPr>
+          <w:rFonts w:ascii="Consolas" w:hAnsi="Consolas"/>
+          <w:color w:val="111111"/>
+          <w:sz w:val="19"/>
+        </w:rPr>
+        <w:t>-- El REVOKE se deja escrito aunque sea redundante (nunca se otorgo DELETE):</w:t>
+      </w:r>
+      <w:r>
+        <w:br/>
+      </w:r>
+      <w:r>
+        <w:rPr>
+          <w:rFonts w:ascii="Consolas" w:hAnsi="Consolas"/>
+          <w:color w:val="111111"/>
+          <w:sz w:val="19"/>
+        </w:rPr>
+        <w:t>-- es la evidencia de una decision de diseno, no una correccion.</w:t>
+      </w:r>
+      <w:r>
+        <w:br/>
+      </w:r>
+      <w:r>
+        <w:rPr>
+          <w:rFonts w:ascii="Consolas" w:hAnsi="Consolas"/>
+          <w:color w:val="111111"/>
+          <w:sz w:val="19"/>
+        </w:rPr>
         <w:t>REVOKE DELETE ON cita FROM recepcion;</w:t>
       </w:r>
       <w:r>
@@ -1154,7 +1294,7 @@
           <w:color w:val="111111"/>
           <w:sz w:val="19"/>
         </w:rPr>
-        <w:t>CREATE ROLE veterinario;</w:t>
+        <w:t>-- ============ 3) La matriz sale del motor, no del documento ============</w:t>
       </w:r>
       <w:r>
         <w:br/>
@@ -1165,7 +1305,7 @@
           <w:color w:val="111111"/>
           <w:sz w:val="19"/>
         </w:rPr>
-        <w:t>GRANT SELECT ON cita TO veterinario;</w:t>
+        <w:t>SELECT grantee, table_name, privilege_type</w:t>
       </w:r>
       <w:r>
         <w:br/>
@@ -1176,7 +1316,7 @@
           <w:color w:val="111111"/>
           <w:sz w:val="19"/>
         </w:rPr>
-        <w:t>GRANT SELECT, INSERT, UPDATE ON consulta TO veterinario;</w:t>
+        <w:t>FROM information_schema.role_table_grants</w:t>
       </w:r>
       <w:r>
         <w:br/>
@@ -1187,6 +1327,7 @@
           <w:color w:val="111111"/>
           <w:sz w:val="19"/>
         </w:rPr>
+        <w:t>WHERE grantee IN ('admin_bd', 'recepcion', 'veterinario_rol', 'auditor')</w:t>
       </w:r>
       <w:r>
         <w:br/>
@@ -1197,7 +1338,7 @@
           <w:color w:val="111111"/>
           <w:sz w:val="19"/>
         </w:rPr>
-        <w:t>CREATE ROLE auditor;</w:t>
+        <w:t>ORDER BY grantee, table_name, privilege_type;</w:t>
       </w:r>
       <w:r>
         <w:br/>
@@ -1208,7 +1349,6 @@
           <w:color w:val="111111"/>
           <w:sz w:val="19"/>
         </w:rPr>
-        <w:t>GRANT SELECT ON cita TO auditor;</w:t>
       </w:r>
       <w:r>
         <w:br/>
@@ -1219,7 +1359,7 @@
           <w:color w:val="111111"/>
           <w:sz w:val="19"/>
         </w:rPr>
-        <w:t>GRANT SELECT ON mascota TO auditor;</w:t>
+        <w:t>-- ============ 4) Cuando el GRANT es demasiado ============</w:t>
       </w:r>
       <w:r>
         <w:br/>
@@ -1230,7 +1370,7 @@
           <w:color w:val="111111"/>
           <w:sz w:val="19"/>
         </w:rPr>
-        <w:t>GRANT SELECT ON dueno TO auditor;</w:t>
+        <w:t>-- La vista recorta filas (las canceladas) y columnas (el email nunca sale).</w:t>
       </w:r>
       <w:r>
         <w:br/>
@@ -1241,6 +1381,7 @@
           <w:color w:val="111111"/>
           <w:sz w:val="19"/>
         </w:rPr>
+        <w:t>-- Se ejecuta con los privilegios de SU PROPIETARIO: por eso recepcion puede</w:t>
       </w:r>
       <w:r>
         <w:br/>
@@ -1251,7 +1392,7 @@
           <w:color w:val="111111"/>
           <w:sz w:val="19"/>
         </w:rPr>
-        <w:t>-- Asignar el rol a un usuario real (equivalente conceptual):</w:t>
+        <w:t>-- consultarla aunque le quitemos el SELECT sobre la tabla dueno.</w:t>
       </w:r>
       <w:r>
         <w:br/>
@@ -1262,7 +1403,7 @@
           <w:color w:val="111111"/>
           <w:sz w:val="19"/>
         </w:rPr>
-        <w:t>-- GRANT recepcion TO usuario_recepcion01;</w:t>
+        <w:t>CREATE VIEW v_agenda_recepcion AS</w:t>
       </w:r>
       <w:r>
         <w:br/>
@@ -1273,6 +1414,7 @@
           <w:color w:val="111111"/>
           <w:sz w:val="19"/>
         </w:rPr>
+        <w:t>SELECT c.id_cita, c.fecha_hora, c.estado,</w:t>
       </w:r>
       <w:r>
         <w:br/>
@@ -1283,7 +1425,7 @@
           <w:color w:val="111111"/>
           <w:sz w:val="19"/>
         </w:rPr>
-        <w:t>-- Matriz minima (documentar tal cual en el entregable):</w:t>
+        <w:t xml:space="preserve">       m.nombre AS mascota, d.nombre AS dueno, d.telefono,</w:t>
       </w:r>
       <w:r>
         <w:br/>
@@ -1294,7 +1436,7 @@
           <w:color w:val="111111"/>
           <w:sz w:val="19"/>
         </w:rPr>
-        <w:t>-- RECEPCION:   Cita CRUD limitado (sin DELETE), Dueno/Mascota solo lectura</w:t>
+        <w:t xml:space="preserve">       v.nombre AS veterinario</w:t>
       </w:r>
       <w:r>
         <w:br/>
@@ -1305,7 +1447,7 @@
           <w:color w:val="111111"/>
           <w:sz w:val="19"/>
         </w:rPr>
-        <w:t>-- VETERINARIO: Consulta escritura, Cita lectura</w:t>
+        <w:t>FROM cita c</w:t>
       </w:r>
       <w:r>
         <w:br/>
@@ -1316,7 +1458,7 @@
           <w:color w:val="111111"/>
           <w:sz w:val="19"/>
         </w:rPr>
-        <w:t>-- AUDITOR:     solo SELECT sobre las tablas sensibles</w:t>
+        <w:t>JOIN mascota m     ON m.id_mascota = c.id_mascota</w:t>
       </w:r>
       <w:r>
         <w:br/>
@@ -1327,7 +1469,406 @@
           <w:color w:val="111111"/>
           <w:sz w:val="19"/>
         </w:rPr>
-        <w:t>-- ADMIN_BD:    DDL completo + capacidad de otorgar/revocar roles</w:t>
+        <w:t>JOIN dueno d       ON d.id_dueno = m.id_dueno</w:t>
+      </w:r>
+      <w:r>
+        <w:br/>
+      </w:r>
+      <w:r>
+        <w:rPr>
+          <w:rFonts w:ascii="Consolas" w:hAnsi="Consolas"/>
+          <w:color w:val="111111"/>
+          <w:sz w:val="19"/>
+        </w:rPr>
+        <w:t>JOIN veterinario v ON v.id_veterinario = c.id_veterinario</w:t>
+      </w:r>
+      <w:r>
+        <w:br/>
+      </w:r>
+      <w:r>
+        <w:rPr>
+          <w:rFonts w:ascii="Consolas" w:hAnsi="Consolas"/>
+          <w:color w:val="111111"/>
+          <w:sz w:val="19"/>
+        </w:rPr>
+        <w:t>WHERE c.estado &lt;&gt; 'CANCELADA';</w:t>
+      </w:r>
+      <w:r>
+        <w:br/>
+      </w:r>
+      <w:r>
+        <w:rPr>
+          <w:rFonts w:ascii="Consolas" w:hAnsi="Consolas"/>
+          <w:color w:val="111111"/>
+          <w:sz w:val="19"/>
+        </w:rPr>
+      </w:r>
+      <w:r>
+        <w:br/>
+      </w:r>
+      <w:r>
+        <w:rPr>
+          <w:rFonts w:ascii="Consolas" w:hAnsi="Consolas"/>
+          <w:color w:val="111111"/>
+          <w:sz w:val="19"/>
+        </w:rPr>
+        <w:t>GRANT SELECT ON v_agenda_recepcion TO recepcion;</w:t>
+      </w:r>
+      <w:r>
+        <w:br/>
+      </w:r>
+      <w:r>
+        <w:rPr>
+          <w:rFonts w:ascii="Consolas" w:hAnsi="Consolas"/>
+          <w:color w:val="111111"/>
+          <w:sz w:val="19"/>
+        </w:rPr>
+        <w:t>REVOKE SELECT ON dueno FROM recepcion;   -- ahora solo llega por la vista</w:t>
+      </w:r>
+      <w:r>
+        <w:br/>
+      </w:r>
+      <w:r>
+        <w:rPr>
+          <w:rFonts w:ascii="Consolas" w:hAnsi="Consolas"/>
+          <w:color w:val="111111"/>
+          <w:sz w:val="19"/>
+        </w:rPr>
+      </w:r>
+      <w:r>
+        <w:br/>
+      </w:r>
+      <w:r>
+        <w:rPr>
+          <w:rFonts w:ascii="Consolas" w:hAnsi="Consolas"/>
+          <w:color w:val="111111"/>
+          <w:sz w:val="19"/>
+        </w:rPr>
+        <w:t>-- Privilegio por columna: dos columnas y ninguna otra, sin crear objeto nuevo.</w:t>
+      </w:r>
+      <w:r>
+        <w:br/>
+      </w:r>
+      <w:r>
+        <w:rPr>
+          <w:rFonts w:ascii="Consolas" w:hAnsi="Consolas"/>
+          <w:color w:val="111111"/>
+          <w:sz w:val="19"/>
+        </w:rPr>
+        <w:t>GRANT SELECT (id_dueno, nombre) ON dueno TO veterinario_rol;</w:t>
+      </w:r>
+      <w:r>
+        <w:br/>
+      </w:r>
+      <w:r>
+        <w:rPr>
+          <w:rFonts w:ascii="Consolas" w:hAnsi="Consolas"/>
+          <w:color w:val="111111"/>
+          <w:sz w:val="19"/>
+        </w:rPr>
+      </w:r>
+      <w:r>
+        <w:br/>
+      </w:r>
+      <w:r>
+        <w:rPr>
+          <w:rFonts w:ascii="Consolas" w:hAnsi="Consolas"/>
+          <w:color w:val="111111"/>
+          <w:sz w:val="19"/>
+        </w:rPr>
+        <w:t>-- Evidencia: tiene que devolver EXACTAMENTE dos filas (id_dueno y nombre).</w:t>
+      </w:r>
+      <w:r>
+        <w:br/>
+      </w:r>
+      <w:r>
+        <w:rPr>
+          <w:rFonts w:ascii="Consolas" w:hAnsi="Consolas"/>
+          <w:color w:val="111111"/>
+          <w:sz w:val="19"/>
+        </w:rPr>
+        <w:t>SELECT grantee, table_name, column_name, privilege_type</w:t>
+      </w:r>
+      <w:r>
+        <w:br/>
+      </w:r>
+      <w:r>
+        <w:rPr>
+          <w:rFonts w:ascii="Consolas" w:hAnsi="Consolas"/>
+          <w:color w:val="111111"/>
+          <w:sz w:val="19"/>
+        </w:rPr>
+        <w:t>FROM information_schema.column_privileges</w:t>
+      </w:r>
+      <w:r>
+        <w:br/>
+      </w:r>
+      <w:r>
+        <w:rPr>
+          <w:rFonts w:ascii="Consolas" w:hAnsi="Consolas"/>
+          <w:color w:val="111111"/>
+          <w:sz w:val="19"/>
+        </w:rPr>
+        <w:t>WHERE grantee = 'veterinario_rol' AND table_name = 'dueno'</w:t>
+      </w:r>
+      <w:r>
+        <w:br/>
+      </w:r>
+      <w:r>
+        <w:rPr>
+          <w:rFonts w:ascii="Consolas" w:hAnsi="Consolas"/>
+          <w:color w:val="111111"/>
+          <w:sz w:val="19"/>
+        </w:rPr>
+        <w:t>ORDER BY column_name;</w:t>
+      </w:r>
+      <w:r>
+        <w:br/>
+      </w:r>
+      <w:r>
+        <w:rPr>
+          <w:rFonts w:ascii="Consolas" w:hAnsi="Consolas"/>
+          <w:color w:val="111111"/>
+          <w:sz w:val="19"/>
+        </w:rPr>
+      </w:r>
+      <w:r>
+        <w:br/>
+      </w:r>
+      <w:r>
+        <w:rPr>
+          <w:rFonts w:ascii="Consolas" w:hAnsi="Consolas"/>
+          <w:color w:val="111111"/>
+          <w:sz w:val="19"/>
+        </w:rPr>
+        <w:t>-- ============ 5) La prueba negativa: ver el permiso NEGADO ============</w:t>
+      </w:r>
+      <w:r>
+        <w:br/>
+      </w:r>
+      <w:r>
+        <w:rPr>
+          <w:rFonts w:ascii="Consolas" w:hAnsi="Consolas"/>
+          <w:color w:val="111111"/>
+          <w:sz w:val="19"/>
+        </w:rPr>
+        <w:t>-- No hay una segunda conexion (el entorno tiene un solo usuario con login), pero</w:t>
+      </w:r>
+      <w:r>
+        <w:br/>
+      </w:r>
+      <w:r>
+        <w:rPr>
+          <w:rFonts w:ascii="Consolas" w:hAnsi="Consolas"/>
+          <w:color w:val="111111"/>
+          <w:sz w:val="19"/>
+        </w:rPr>
+        <w:t>-- no hace falta: SET ROLE cambia el rol efectivo DENTRO de la misma sesion, y a</w:t>
+      </w:r>
+      <w:r>
+        <w:br/>
+      </w:r>
+      <w:r>
+        <w:rPr>
+          <w:rFonts w:ascii="Consolas" w:hAnsi="Consolas"/>
+          <w:color w:val="111111"/>
+          <w:sz w:val="19"/>
+        </w:rPr>
+        <w:t>-- partir de ahi los permisos que se revisan son los del rol, no los del dueno.</w:t>
+      </w:r>
+      <w:r>
+        <w:br/>
+      </w:r>
+      <w:r>
+        <w:rPr>
+          <w:rFonts w:ascii="Consolas" w:hAnsi="Consolas"/>
+          <w:color w:val="111111"/>
+          <w:sz w:val="19"/>
+        </w:rPr>
+        <w:t>SET ROLE recepcion;</w:t>
+      </w:r>
+      <w:r>
+        <w:br/>
+      </w:r>
+      <w:r>
+        <w:rPr>
+          <w:rFonts w:ascii="Consolas" w:hAnsi="Consolas"/>
+          <w:color w:val="111111"/>
+          <w:sz w:val="19"/>
+        </w:rPr>
+      </w:r>
+      <w:r>
+        <w:br/>
+      </w:r>
+      <w:r>
+        <w:rPr>
+          <w:rFonts w:ascii="Consolas" w:hAnsi="Consolas"/>
+          <w:color w:val="111111"/>
+          <w:sz w:val="19"/>
+        </w:rPr>
+        <w:t>SELECT id_cita, fecha_hora, dueno FROM v_agenda_recepcion;  -- OK: la vista si</w:t>
+      </w:r>
+      <w:r>
+        <w:br/>
+      </w:r>
+      <w:r>
+        <w:rPr>
+          <w:rFonts w:ascii="Consolas" w:hAnsi="Consolas"/>
+          <w:color w:val="111111"/>
+          <w:sz w:val="19"/>
+        </w:rPr>
+        <w:t>SELECT nombre, email FROM dueno;   -- debe fallar: permission denied for table dueno</w:t>
+      </w:r>
+      <w:r>
+        <w:br/>
+      </w:r>
+      <w:r>
+        <w:rPr>
+          <w:rFonts w:ascii="Consolas" w:hAnsi="Consolas"/>
+          <w:color w:val="111111"/>
+          <w:sz w:val="19"/>
+        </w:rPr>
+        <w:t>DELETE FROM cita WHERE id_cita = 1;  -- debe fallar: permission denied for table cita</w:t>
+      </w:r>
+      <w:r>
+        <w:br/>
+      </w:r>
+      <w:r>
+        <w:rPr>
+          <w:rFonts w:ascii="Consolas" w:hAnsi="Consolas"/>
+          <w:color w:val="111111"/>
+          <w:sz w:val="19"/>
+        </w:rPr>
+      </w:r>
+      <w:r>
+        <w:br/>
+      </w:r>
+      <w:r>
+        <w:rPr>
+          <w:rFonts w:ascii="Consolas" w:hAnsi="Consolas"/>
+          <w:color w:val="111111"/>
+          <w:sz w:val="19"/>
+        </w:rPr>
+        <w:t>RESET ROLE;   -- volver al propietario ANTES de seguir con cualquier otra cosa</w:t>
+      </w:r>
+      <w:r>
+        <w:br/>
+      </w:r>
+      <w:r>
+        <w:rPr>
+          <w:rFonts w:ascii="Consolas" w:hAnsi="Consolas"/>
+          <w:color w:val="111111"/>
+          <w:sz w:val="19"/>
+        </w:rPr>
+      </w:r>
+      <w:r>
+        <w:br/>
+      </w:r>
+      <w:r>
+        <w:rPr>
+          <w:rFonts w:ascii="Consolas" w:hAnsi="Consolas"/>
+          <w:color w:val="111111"/>
+          <w:sz w:val="19"/>
+        </w:rPr>
+        <w:t>-- Si su entorno no permite SET ROLE, no lo esconda: dejelo en pantalla, diga que</w:t>
+      </w:r>
+      <w:r>
+        <w:br/>
+      </w:r>
+      <w:r>
+        <w:rPr>
+          <w:rFonts w:ascii="Consolas" w:hAnsi="Consolas"/>
+          <w:color w:val="111111"/>
+          <w:sz w:val="19"/>
+        </w:rPr>
+        <w:t>-- eso vuelve la prueba negativa una brecha de verificacion del entregable, y</w:t>
+      </w:r>
+      <w:r>
+        <w:br/>
+      </w:r>
+      <w:r>
+        <w:rPr>
+          <w:rFonts w:ascii="Consolas" w:hAnsi="Consolas"/>
+          <w:color w:val="111111"/>
+          <w:sz w:val="19"/>
+        </w:rPr>
+        <w:t>-- muestre cual seria el comando en un servidor real.</w:t>
+      </w:r>
+      <w:r>
+        <w:br/>
+      </w:r>
+      <w:r>
+        <w:rPr>
+          <w:rFonts w:ascii="Consolas" w:hAnsi="Consolas"/>
+          <w:color w:val="111111"/>
+          <w:sz w:val="19"/>
+        </w:rPr>
+      </w:r>
+      <w:r>
+        <w:br/>
+      </w:r>
+      <w:r>
+        <w:rPr>
+          <w:rFonts w:ascii="Consolas" w:hAnsi="Consolas"/>
+          <w:color w:val="111111"/>
+          <w:sz w:val="19"/>
+        </w:rPr>
+        <w:t>-- ============ 6) Ciclo de vida, para la politica ============</w:t>
+      </w:r>
+      <w:r>
+        <w:br/>
+      </w:r>
+      <w:r>
+        <w:rPr>
+          <w:rFonts w:ascii="Consolas" w:hAnsi="Consolas"/>
+          <w:color w:val="111111"/>
+          <w:sz w:val="19"/>
+        </w:rPr>
+        <w:t>-- Alta:   GRANT recepcion TO ana_gomez;</w:t>
+      </w:r>
+      <w:r>
+        <w:br/>
+      </w:r>
+      <w:r>
+        <w:rPr>
+          <w:rFonts w:ascii="Consolas" w:hAnsi="Consolas"/>
+          <w:color w:val="111111"/>
+          <w:sz w:val="19"/>
+        </w:rPr>
+        <w:t>-- Cambio: GRANT veterinario_rol TO ana_gomez; REVOKE recepcion FROM ana_gomez;</w:t>
+      </w:r>
+      <w:r>
+        <w:br/>
+      </w:r>
+      <w:r>
+        <w:rPr>
+          <w:rFonts w:ascii="Consolas" w:hAnsi="Consolas"/>
+          <w:color w:val="111111"/>
+          <w:sz w:val="19"/>
+        </w:rPr>
+        <w:t>--         (los dos, siempre: los permisos NO se acumulan)</w:t>
+      </w:r>
+      <w:r>
+        <w:br/>
+      </w:r>
+      <w:r>
+        <w:rPr>
+          <w:rFonts w:ascii="Consolas" w:hAnsi="Consolas"/>
+          <w:color w:val="111111"/>
+          <w:sz w:val="19"/>
+        </w:rPr>
+        <w:t>-- Baja:   REASSIGN OWNED BY ana_gomez TO admin_bd;  -- antes de borrar el rol</w:t>
+      </w:r>
+      <w:r>
+        <w:br/>
+      </w:r>
+      <w:r>
+        <w:rPr>
+          <w:rFonts w:ascii="Consolas" w:hAnsi="Consolas"/>
+          <w:color w:val="111111"/>
+          <w:sz w:val="19"/>
+        </w:rPr>
+        <w:t>--         DROP ROLE ana_gomez;                      -- falla si todavia posee objetos</w:t>
       </w:r>
     </w:p>
     <w:p>
@@ -1389,7 +1930,7 @@
           <w:color w:val="4A4A49"/>
           <w:sz w:val="22"/>
         </w:rPr>
-        <w:t>Redactar 1 pagina: politica de altas/bajas de usuarios y limite del entorno.</w:t>
+        <w:t>Redactar 1 pagina: politica de altas/bajas de usuarios, con la prueba negativa (SET ROLE) corrida y su mensaje de error.</w:t>
       </w:r>
     </w:p>
     <w:p>
@@ -1430,7 +1971,7 @@
           <w:color w:val="4A4A49"/>
           <w:sz w:val="22"/>
         </w:rPr>
-        <w:t>&gt;=4 roles.</w:t>
+        <w:t>Los 4 roles creados, con sus GRANT y el REVOKE explícito de DELETE.</w:t>
       </w:r>
     </w:p>
     <w:p>
@@ -1443,7 +1984,23 @@
           <w:color w:val="4A4A49"/>
           <w:sz w:val="22"/>
         </w:rPr>
-        <w:t>Matriz privilegio x objeto.</w:t>
+        <w:t xml:space="preserve">La matriz real consultada con </w:t>
+      </w:r>
+      <w:r>
+        <w:rPr>
+          <w:rFonts w:ascii="Consolas" w:hAnsi="Consolas"/>
+          <w:color w:val="111111"/>
+          <w:sz w:val="21"/>
+        </w:rPr>
+        <w:t>information_schema.role_table_grants</w:t>
+      </w:r>
+      <w:r>
+        <w:rPr>
+          <w:b w:val="0"/>
+          <w:color w:val="4A4A49"/>
+          <w:sz w:val="22"/>
+        </w:rPr>
+        <w:t>.</w:t>
       </w:r>
     </w:p>
     <w:p>
@@ -1456,7 +2013,39 @@
           <w:color w:val="4A4A49"/>
           <w:sz w:val="22"/>
         </w:rPr>
-        <w:t>Justificación least privilege.</w:t>
+        <w:t xml:space="preserve">Vista </w:t>
+      </w:r>
+      <w:r>
+        <w:rPr>
+          <w:rFonts w:ascii="Consolas" w:hAnsi="Consolas"/>
+          <w:color w:val="111111"/>
+          <w:sz w:val="21"/>
+        </w:rPr>
+        <w:t>v_agenda_recepcion</w:t>
+      </w:r>
+      <w:r>
+        <w:rPr>
+          <w:b w:val="0"/>
+          <w:color w:val="4A4A49"/>
+          <w:sz w:val="22"/>
+        </w:rPr>
+        <w:t xml:space="preserve"> sin el email + </w:t>
+      </w:r>
+      <w:r>
+        <w:rPr>
+          <w:rFonts w:ascii="Consolas" w:hAnsi="Consolas"/>
+          <w:color w:val="111111"/>
+          <w:sz w:val="21"/>
+        </w:rPr>
+        <w:t>GRANT SELECT (id_dueno, nombre)</w:t>
+      </w:r>
+      <w:r>
+        <w:rPr>
+          <w:b w:val="0"/>
+          <w:color w:val="4A4A49"/>
+          <w:sz w:val="22"/>
+        </w:rPr>
+        <w:t>.</w:t>
       </w:r>
     </w:p>
     <w:p>
@@ -1469,7 +2058,7 @@
           <w:color w:val="4A4A49"/>
           <w:sz w:val="22"/>
         </w:rPr>
-        <w:t>1 página política.</w:t>
+        <w:t>Matriz de 10 objetos x 4 roles, sin celdas vacías y consistente con los GRANT.</w:t>
       </w:r>
     </w:p>
     <w:p>
@@ -1482,7 +2071,20 @@
           <w:color w:val="4A4A49"/>
           <w:sz w:val="22"/>
         </w:rPr>
-        <w:t>Domingo 23:59.</w:t>
+        <w:t>Política de 1 página con las 5 secciones, cada una con responsable y plazo.</w:t>
+      </w:r>
+    </w:p>
+    <w:p>
+      <w:pPr>
+        <w:pStyle w:val="ListBullet"/>
+      </w:pPr>
+      <w:r>
+        <w:rPr>
+          <w:b w:val="0"/>
+          <w:color w:val="4A4A49"/>
+          <w:sz w:val="22"/>
+        </w:rPr>
+        <w:t>Entrega domingo 23:59.</w:t>
       </w:r>
     </w:p>
     <w:p>
